--- a/Otchet.docx
+++ b/Otchet.docx
@@ -239,6 +239,9 @@
     </w:p>
     <w:p>
       <w:r>
+        <w:rPr>
+          <w:noProof/>
+        </w:rPr>
         <w:drawing>
           <wp:inline distT="0" distB="0" distL="0" distR="0" wp14:anchorId="1F94E2D3" wp14:editId="218B4572">
             <wp:extent cx="5934075" cy="1752600"/>
@@ -291,8 +294,11 @@
     </w:p>
     <w:p>
       <w:r>
+        <w:rPr>
+          <w:noProof/>
+        </w:rPr>
         <w:drawing>
-          <wp:inline distT="0" distB="0" distL="0" distR="0" wp14:anchorId="2DCE871B" wp14:editId="325C7F45">
+          <wp:inline distT="0" distB="0" distL="0" distR="0" wp14:anchorId="2DCE871B" wp14:editId="247E7648">
             <wp:extent cx="5940425" cy="1561465"/>
             <wp:effectExtent l="0" t="0" r="3175" b="635"/>
             <wp:docPr id="25" name="Рисунок 25"/>
@@ -358,6 +364,9 @@
     </w:p>
     <w:p>
       <w:r>
+        <w:rPr>
+          <w:noProof/>
+        </w:rPr>
         <w:drawing>
           <wp:inline distT="0" distB="0" distL="0" distR="0" wp14:anchorId="6721D11A" wp14:editId="3B7D1384">
             <wp:extent cx="5940425" cy="2961005"/>
@@ -410,6 +419,9 @@
     </w:p>
     <w:p>
       <w:r>
+        <w:rPr>
+          <w:noProof/>
+        </w:rPr>
         <w:lastRenderedPageBreak/>
         <w:drawing>
           <wp:inline distT="0" distB="0" distL="0" distR="0" wp14:anchorId="175FB86D" wp14:editId="57684E26">
@@ -463,6 +475,9 @@
     </w:p>
     <w:p>
       <w:r>
+        <w:rPr>
+          <w:noProof/>
+        </w:rPr>
         <w:lastRenderedPageBreak/>
         <w:drawing>
           <wp:inline distT="0" distB="0" distL="0" distR="0" wp14:anchorId="4E32E93D" wp14:editId="0067A16B">
@@ -516,6 +531,9 @@
     </w:p>
     <w:p>
       <w:r>
+        <w:rPr>
+          <w:noProof/>
+        </w:rPr>
         <w:lastRenderedPageBreak/>
         <w:drawing>
           <wp:inline distT="0" distB="0" distL="0" distR="0" wp14:anchorId="122AB97B" wp14:editId="0567E7CA">
@@ -569,6 +587,9 @@
     </w:p>
     <w:p>
       <w:r>
+        <w:rPr>
+          <w:noProof/>
+        </w:rPr>
         <w:lastRenderedPageBreak/>
         <w:drawing>
           <wp:inline distT="0" distB="0" distL="0" distR="0" wp14:anchorId="0C1A61E1" wp14:editId="0C869C95">
@@ -622,6 +643,9 @@
     </w:p>
     <w:p>
       <w:r>
+        <w:rPr>
+          <w:noProof/>
+        </w:rPr>
         <w:lastRenderedPageBreak/>
         <w:drawing>
           <wp:inline distT="0" distB="0" distL="0" distR="0" wp14:anchorId="6B299F12" wp14:editId="1094F065">
@@ -675,6 +699,9 @@
     </w:p>
     <w:p>
       <w:r>
+        <w:rPr>
+          <w:noProof/>
+        </w:rPr>
         <w:drawing>
           <wp:inline distT="0" distB="0" distL="0" distR="0" wp14:anchorId="36C8676E" wp14:editId="449D1A88">
             <wp:extent cx="5940425" cy="4712335"/>
@@ -727,6 +754,9 @@
     </w:p>
     <w:p>
       <w:r>
+        <w:rPr>
+          <w:noProof/>
+        </w:rPr>
         <w:drawing>
           <wp:inline distT="0" distB="0" distL="0" distR="0" wp14:anchorId="4134C466" wp14:editId="6FBF90FE">
             <wp:extent cx="4410075" cy="847725"/>
@@ -779,6 +809,9 @@
     </w:p>
     <w:p>
       <w:r>
+        <w:rPr>
+          <w:noProof/>
+        </w:rPr>
         <w:lastRenderedPageBreak/>
         <w:drawing>
           <wp:inline distT="0" distB="0" distL="0" distR="0" wp14:anchorId="205F43F0" wp14:editId="1D8B59D2">
@@ -832,6 +865,9 @@
     </w:p>
     <w:p>
       <w:r>
+        <w:rPr>
+          <w:noProof/>
+        </w:rPr>
         <w:lastRenderedPageBreak/>
         <w:drawing>
           <wp:inline distT="0" distB="0" distL="0" distR="0" wp14:anchorId="01BE2196" wp14:editId="7EC01857">
@@ -884,7 +920,15 @@
       </w:r>
     </w:p>
     <w:p>
-      <w:r>
+      <w:pPr>
+        <w:rPr>
+          <w:lang w:val="en-US"/>
+        </w:rPr>
+      </w:pPr>
+      <w:r>
+        <w:rPr>
+          <w:noProof/>
+        </w:rPr>
         <w:lastRenderedPageBreak/>
         <w:drawing>
           <wp:inline distT="0" distB="0" distL="0" distR="0" wp14:anchorId="761B3155" wp14:editId="642AD831">
@@ -934,6 +978,19 @@
             </a:graphic>
           </wp:inline>
         </w:drawing>
+      </w:r>
+    </w:p>
+    <w:p>
+      <w:pPr>
+        <w:rPr>
+          <w:lang w:val="en-US"/>
+        </w:rPr>
+      </w:pPr>
+      <w:r>
+        <w:rPr>
+          <w:lang w:val="en-US"/>
+        </w:rPr>
+        <w:t>https://github.com/Bcakoe/FinalWork.git</w:t>
       </w:r>
     </w:p>
     <w:sectPr>
@@ -1350,6 +1407,7 @@
   <w:style w:type="character" w:default="1" w:styleId="a0">
     <w:name w:val="Default Paragraph Font"/>
     <w:uiPriority w:val="1"/>
+    <w:semiHidden/>
     <w:unhideWhenUsed/>
   </w:style>
   <w:style w:type="table" w:default="1" w:styleId="a1">
